--- a/atelier/atelier_138.docx
+++ b/atelier/atelier_138.docx
@@ -474,7 +474,7 @@
                 <w:b w:val="false"/>
                 <w:bCs w:val="false"/>
               </w:rPr>
-              <w:t xml:space="preserve">Principe des 4 yeux compris (#137)</w:t>
+              <w:t xml:space="preserve">Principe des 4 yeux compris</w:t>
             </w:r>
           </w:p>
         </w:tc>
@@ -493,7 +493,7 @@
         <w:spacing w:after="120"/>
       </w:pPr>
       <w:r>
-        <w:t xml:space="preserve">Le principe est compris (#137), place à la configuration. GitLab permet de définir des règles d’approbation sur une merge request : exiger un nombre minimum d’approbateurs avant le merge, et exclure l’auteur de ce décompte. Le sujet de cet atelier est d’activer ces règles de base sur le dépôt : un nombre d’approbateurs requis (au minimum un pour commencer, avec l’objectif de deux au #139) et l’auteur exclu de l’approbation. À l’issue, une MR ne pourra plus être mergée sans l’approbation d’une personne autre que son auteur — le principe des quatre yeux devient une contrainte technique, pas seulement une intention. C’est le geste qui fait basculer la mesure Approval rules du hub.</w:t>
+        <w:t xml:space="preserve">Le principe est compris, place à la configuration. GitLab permet de définir des règles d’approbation sur une merge request : exiger un nombre minimum d’approbateurs avant le merge, et exclure l’auteur de ce décompte. Le sujet de cet atelier est d’activer ces règles de base sur le dépôt : un nombre d’approbateurs requis (au minimum un pour commencer, avec l’objectif de deux au passer à deux approbateurs) et l’auteur exclu de l’approbation. À l’issue, une MR ne pourra plus être mergée sans l’approbation d’une personne autre que son auteur — le principe des quatre yeux devient une contrainte technique, pas seulement une intention. C’est le geste qui fait basculer la mesure Approval rules du hub.</w:t>
       </w:r>
     </w:p>
     <w:p>
@@ -514,7 +514,7 @@
         <w:spacing w:after="80"/>
       </w:pPr>
       <w:r>
-        <w:t xml:space="preserve">Une règle technique ne se contourne pas comme une consigne : encourager à faire valider ses MR repose sur la bonne volonté ; configurer la règle d’approbation l’impose par construction — GitLab refuse le merge sans approbation. C’est la différence entre une recommandation et une garantie, déjà vue pour la protection des branches (#90).</w:t>
+        <w:t xml:space="preserve">Une règle technique ne se contourne pas comme une consigne : encourager à faire valider ses MR repose sur la bonne volonté ; configurer la règle d’approbation l’impose par construction — GitLab refuse le merge sans approbation. C’est la différence entre une recommandation et une garantie, déjà vue pour la protection des branches.</w:t>
       </w:r>
     </w:p>
     <w:p>
@@ -540,7 +540,7 @@
         <w:spacing w:after="80"/>
       </w:pPr>
       <w:r>
-        <w:t xml:space="preserve">Commencer par un niveau atteignable : selon la taille de la squad, on peut démarrer à un approbateur requis (auteur exclu) puis viser deux (#139). L’important est d’activer la règle ET l’exclusion de l’auteur dès maintenant — le passage à deux se fait ensuite, sans braquer.</w:t>
+        <w:t xml:space="preserve">Commencer par un niveau atteignable : selon la taille de la squad, on peut démarrer à un approbateur requis (auteur exclu) puis viser deux. L’important est d’activer la règle ET l’exclusion de l’auteur dès maintenant — le passage à deux se fait ensuite, sans braquer.</w:t>
       </w:r>
     </w:p>
     <w:p>
@@ -624,7 +624,7 @@
                 <w:sz w:val="18"/>
                 <w:szCs w:val="18"/>
               </w:rPr>
-              <w:t xml:space="preserve">  Approval rules :</w:t>
+              <w:t xml:space="preserve"> Approval rules :</w:t>
             </w:r>
           </w:p>
           <w:p>
@@ -634,7 +634,7 @@
                 <w:sz w:val="18"/>
                 <w:szCs w:val="18"/>
               </w:rPr>
-              <w:t xml:space="preserve">    - Approvals required : 1 (puis 2, cf. #139)</w:t>
+              <w:t xml:space="preserve"> - Approvals required : 1 (puis 2, cf.)</w:t>
             </w:r>
           </w:p>
           <w:p>
@@ -644,7 +644,7 @@
                 <w:sz w:val="18"/>
                 <w:szCs w:val="18"/>
               </w:rPr>
-              <w:t xml:space="preserve">    - 'Prevent approval by the author'  : ACTIVÉ</w:t>
+              <w:t xml:space="preserve"> - 'Prevent approval by the author' : ACTIVÉ</w:t>
             </w:r>
           </w:p>
           <w:p>
@@ -654,7 +654,7 @@
                 <w:sz w:val="18"/>
                 <w:szCs w:val="18"/>
               </w:rPr>
-              <w:t xml:space="preserve">        -&gt; l'auteur ne compte pas dans les approbations</w:t>
+              <w:t xml:space="preserve"> -&gt; l'auteur ne compte pas dans les approbations</w:t>
             </w:r>
           </w:p>
           <w:p>
@@ -674,7 +674,7 @@
                 <w:sz w:val="18"/>
                 <w:szCs w:val="18"/>
               </w:rPr>
-              <w:t xml:space="preserve">  Résultat : une MR ne peut être mergée que si</w:t>
+              <w:t xml:space="preserve"> Résultat : une MR ne peut être mergée que si</w:t>
             </w:r>
           </w:p>
           <w:p>
@@ -684,7 +684,7 @@
                 <w:sz w:val="18"/>
                 <w:szCs w:val="18"/>
               </w:rPr>
-              <w:t xml:space="preserve">    le nombre requis d'approbateurs (AUTRES que l'auteur)</w:t>
+              <w:t xml:space="preserve"> le nombre requis d'approbateurs (AUTRES que l'auteur)</w:t>
             </w:r>
           </w:p>
           <w:p>
@@ -694,7 +694,7 @@
                 <w:sz w:val="18"/>
                 <w:szCs w:val="18"/>
               </w:rPr>
-              <w:t xml:space="preserve">    l'a approuvée.</w:t>
+              <w:t xml:space="preserve"> l'a approuvée.</w:t>
             </w:r>
           </w:p>
           <w:p>
@@ -714,7 +714,7 @@
                 <w:sz w:val="18"/>
                 <w:szCs w:val="18"/>
               </w:rPr>
-              <w:t xml:space="preserve">  (Paramètres complémentaires : #140 prevent approvals</w:t>
+              <w:t xml:space="preserve"> (Paramètres complémentaires : prevent approvals</w:t>
             </w:r>
           </w:p>
           <w:p>
@@ -724,7 +724,7 @@
                 <w:sz w:val="18"/>
                 <w:szCs w:val="18"/>
               </w:rPr>
-              <w:t xml:space="preserve">   by committers, #141 reset on push + lock des règles.)</w:t>
+              <w:t xml:space="preserve"> by committers, reset on push + lock des règles.)</w:t>
             </w:r>
           </w:p>
           <w:p>
@@ -744,7 +744,7 @@
                 <w:sz w:val="18"/>
                 <w:szCs w:val="18"/>
               </w:rPr>
-              <w:t xml:space="preserve">  La mesure hub 'Approval rules' bascule vers 'en place'.</w:t>
+              <w:t xml:space="preserve"> La mesure hub 'Approval rules' bascule vers 'en place'.</w:t>
             </w:r>
           </w:p>
         </w:tc>
@@ -760,7 +760,7 @@
         <w:spacing w:after="80"/>
       </w:pPr>
       <w:r>
-        <w:t xml:space="preserve">Activer le nombre d’approbateurs requis : dans Settings &gt; Merge requests, définir le nombre minimum d’approbations avant merge. Démarrer à un si nécessaire, viser deux (#139).</w:t>
+        <w:t xml:space="preserve">Activer le nombre d’approbateurs requis : dans Settings &gt; Merge requests, définir le nombre minimum d’approbations avant merge. Démarrer à un si nécessaire, viser deux.</w:t>
       </w:r>
     </w:p>
     <w:p>
@@ -786,7 +786,7 @@
         <w:spacing w:after="80"/>
       </w:pPr>
       <w:r>
-        <w:t xml:space="preserve">Appliquer sur les branches protégées : s’assurer que la règle s’applique au merge vers main (cohérent avec la protection de branche #93 — tout passe par MR, et désormais par MR approuvée). Les deux règles se complètent.</w:t>
+        <w:t xml:space="preserve">Appliquer sur les branches protégées : s’assurer que la règle s’applique au merge vers main (cohérent avec la protection de branche — tout passe par MR, et désormais par MR approuvée). Les deux règles se complètent.</w:t>
       </w:r>
     </w:p>
     <w:p>
@@ -815,7 +815,7 @@
         <w:spacing w:after="120"/>
       </w:pPr>
       <w:r>
-        <w:t xml:space="preserve">À la sortie, les règles d’approbation de base sont configurées sur le dépôt : un nombre d’approbateurs requis (auteur exclu) avant tout merge, appliqué aux branches protégées, et vérifié comme effectivement bloquant. Une MR ne peut plus être mergée sans l’approbation d’un tiers — le principe des quatre yeux est désormais une contrainte technique. GitLab trace chaque approbation, produisant la preuve de conformité qu’un audit attend. La mesure Approval rules du hub a basculé de « absente / auteur peut approuver » vers « approbateurs requis, auteur exclu ». Le passage à deux approbateurs se fera au #139.</w:t>
+        <w:t xml:space="preserve">À la sortie, les règles d’approbation de base sont configurées sur le dépôt : un nombre d’approbateurs requis (auteur exclu) avant tout merge, appliqué aux branches protégées, et vérifié comme effectivement bloquant. Une MR ne peut plus être mergée sans l’approbation d’un tiers — le principe des quatre yeux est désormais une contrainte technique. GitLab trace chaque approbation, produisant la preuve de conformité qu’un audit attend. La mesure Approval rules du hub a basculé de « absente / auteur peut approuver » vers « approbateurs requis, auteur exclu ». Le passage à deux approbateurs se fera au passer à deux approbateurs.</w:t>
       </w:r>
     </w:p>
     <w:p>
@@ -915,7 +915,7 @@
         <w:t xml:space="preserve">(5 min) Cadrage</w:t>
       </w:r>
       <w:r>
-        <w:t xml:space="preserve"> — l’animateur rappelle le principe (#137) et pose l’objectif : le rendre technique.</w:t>
+        <w:t xml:space="preserve"> — l’animateur rappelle le principe et pose l’objectif : le rendre technique.</w:t>
       </w:r>
     </w:p>
     <w:p>
@@ -975,7 +975,7 @@
         <w:t xml:space="preserve">(8 min) Appliquer sur main protégée</w:t>
       </w:r>
       <w:r>
-        <w:t xml:space="preserve"> — cohérence avec la protection de branche (#93).</w:t>
+        <w:t xml:space="preserve"> — cohérence avec la protection de branche.</w:t>
       </w:r>
     </w:p>
     <w:p>
@@ -1091,7 +1091,7 @@
         <w:spacing w:after="120"/>
       </w:pPr>
       <w:r>
-        <w:t xml:space="preserve">La règle de base est en place. La suite la renforce : #139 (passage à deux approbateurs et son acceptation), #140 (« Prevent approvals by committers » — empêcher qu’un contributeur à la MR l’approuve), #141 (« Reset approvals on push » et « Prevent editing approval rules » — finaliser la robustesse). Le geste d’aujourd’hui est la fondation de ces renforcements.</w:t>
+        <w:t xml:space="preserve">La règle de base est en place. La suite la renforce : (passage à deux approbateurs et son acceptation), (« Prevent approvals by committers » — empêcher qu’un contributeur à la MR l’approuve), (« Reset approvals on push » et « Prevent editing approval rules » — finaliser la robustesse). Le geste d’aujourd’hui est la fondation de ces renforcements.</w:t>
       </w:r>
     </w:p>
     <w:p>
@@ -1107,7 +1107,7 @@
         <w:spacing w:after="120"/>
       </w:pPr>
       <w:r>
-        <w:t xml:space="preserve">Les règles d’approbation de base sont configurées et effectives : un nombre d’approbateurs requis avec auteur exclu, appliqué aux branches protégées, vérifié comme bloquant. Une MR ne peut plus être mergée sans l’approbation d’un tiers — le principe des quatre yeux est une contrainte technique, et GitLab en produit la trace auditable. La mesure Approval rules du hub a basculé vers « en place ». La question Q02 a franchi son geste fondateur, prêt à être renforcé vers deux approbateurs (#139).</w:t>
+        <w:t xml:space="preserve">Les règles d’approbation de base sont configurées et effectives : un nombre d’approbateurs requis avec auteur exclu, appliqué aux branches protégées, vérifié comme bloquant. Une MR ne peut plus être mergée sans l’approbation d’un tiers — le principe des quatre yeux est une contrainte technique, et GitLab en produit la trace auditable. La mesure Approval rules du hub a basculé vers « en place ». La question Q02 a franchi son geste fondateur, prêt à être renforcé vers deux approbateurs.</w:t>
       </w:r>
     </w:p>
     <w:sectPr>
